--- a/제작본/03_인물설정서_형사.docx
+++ b/제작본/03_인물설정서_형사.docx
@@ -68,12 +68,17 @@
     </w:p>
     <w:p>
       <w:r>
-        <w:t>✦ 미션: 페이즈마다 해금되는 기억 조각을 통해 자신을 알고 진실에 도달하세요.</w:t>
+        <w:t>✦ 미션: 페이즈마다 해금되는 기억 조각(당신에게만 보입니다)을 통해 자신을 알고 진실에 도달하세요.</w:t>
       </w:r>
     </w:p>
     <w:p>
       <w:r>
         <w:t>이곳에 있는 모두가 용의자입니다. 기억 조각이 가리키는 그날 밤, 각자 무엇을 했는지 전부 취조하고 강하게 압박해 진실을 알아내세요.</w:t>
+      </w:r>
+    </w:p>
+    <w:p>
+      <w:r>
+        <w:t>취조 권한: 페이즈마다 1회, 한 사람을 지목해 그가 숨긴 단서 중 무작위 1장을 강제로 공개시킬 수 있습니다. 누가 무엇을 쥐고 침묵하는지 읽어내세요.</w:t>
       </w:r>
     </w:p>
     <w:p/>
